--- a/Boiler_Furnace_Simulator_Teaching_Presentation.docx
+++ b/Boiler_Furnace_Simulator_Teaching_Presentation.docx
@@ -86,7 +86,7 @@
           <w:color w:val="5A5A5A"/>
           <w:sz w:val="26"/>
         </w:rPr>
-        <w:t>Mohsin Mohd Sies  |  Nuclear Engineering  |  UTM  |  2026</w:t>
+        <w:t>Mohsin Mohd Sies, HiREF, UTM - 2026</w:t>
       </w:r>
     </w:p>
     <w:p>
@@ -143,7 +143,7 @@
         <w:rPr>
           <w:sz w:val="30"/>
         </w:rPr>
-        <w:t>A desktop PyQt application with adjustable inputs, trends, virtual instrumentation, guided demo mode, case loading, fault injection and CSV logging.</w:t>
+        <w:t>A UTM-branded desktop PyQt application with a two-second startup splash, dashboard logo, adjustable inputs, virtual instrumentation, guided demo mode, case loading and CSV logging.</w:t>
       </w:r>
     </w:p>
     <w:p>
@@ -272,7 +272,7 @@
         <w:rPr>
           <w:sz w:val="30"/>
         </w:rPr>
-        <w:t>Calculates stoichiometric air, excess-air ratio, equivalence ratio, heat release, wall/stack losses, boiler heat capture and fuel-supported steam capacity.</w:t>
+        <w:t>Calculates stoichiometric air, excess-air ratio, equivalence ratio, heat release, wall/stack losses, boiler heat capture and fuel-supported steam capacity, with a live Energy Sankey view of the heat balance.</w:t>
       </w:r>
     </w:p>
     <w:p>
@@ -298,7 +298,7 @@
         <w:rPr>
           <w:sz w:val="30"/>
         </w:rPr>
-        <w:t>Simulates steam temperature, feedwater and steam flow, drum inventory, shrink/swell indication, spray attemperation and single-, two- or three-element drum-level control.</w:t>
+        <w:t>Simulates steam temperature, feedwater and steam flow, corrected drum mass inventory, separate transient shrink/swell indication, spray attemperation and single-, two- or three-element drum-level control.</w:t>
       </w:r>
     </w:p>
     <w:p>
@@ -311,7 +311,7 @@
         <w:rPr>
           <w:sz w:val="30"/>
         </w:rPr>
-        <w:t>Allows demand steps, fuel-quality changes, automatic control, trips, alarms, transmitter faults, air leakage, poor mixing, fouling and other instructor-selected scenarios.</w:t>
+        <w:t>Provides coordinated firing, demand and fuel-quality steps, trips and alarms, plus a dedicated Fault injection box for transmitter faults, air leakage, poor mixing, fouling, wet fuel, NOx excursions and firing-demand mismatch.</w:t>
       </w:r>
     </w:p>
     <w:p>
@@ -523,7 +523,7 @@
         <w:rPr>
           <w:sz w:val="30"/>
         </w:rPr>
-        <w:t>Boiler energy balance using lower heating value, combustion efficiency, wall loss, stack loss and effective heat capture.</w:t>
+        <w:t>Boiler energy balance using lower heating value, combustion efficiency, wall loss, stack loss and effective heat capture; the same terms drive the live Energy Sankey diagram.</w:t>
       </w:r>
     </w:p>
     <w:p>
@@ -562,7 +562,7 @@
         <w:rPr>
           <w:sz w:val="30"/>
         </w:rPr>
-        <w:t>Drum mass inventory plus a separate transient shrink/swell indication driven by changes in steam release.</w:t>
+        <w:t>Corrected drum mass inventory plus a separate transient shrink/swell indication driven by changes in steam release, with a delayed low-fuel-for-feedwater warning when inventory is expected to rise.</w:t>
       </w:r>
     </w:p>
     <w:p>
@@ -741,7 +741,7 @@
         <w:rPr>
           <w:sz w:val="30"/>
         </w:rPr>
-        <w:t>Trend-first design: rolling plots, alarm tiles and a flue-gas map make relationships visible rather than hiding them behind numerical outputs.</w:t>
+        <w:t>Trend-first design: rolling plots use simulated time before present on the x-axis; alarm tiles, emissions plots, a flue-gas map and the Energy Sankey make relationships visible.</w:t>
       </w:r>
     </w:p>
     <w:p>
@@ -780,7 +780,7 @@
         <w:rPr>
           <w:sz w:val="30"/>
         </w:rPr>
-        <w:t>Fault cases map only to behaviours represented by the model, helping prevent students from drawing conclusions from unsupported physics.</w:t>
+        <w:t>Fault cases are grouped in a dedicated dashboard box and map only to represented behaviours, helping prevent conclusions from unsupported physics.</w:t>
       </w:r>
     </w:p>
     <w:p>
@@ -793,7 +793,7 @@
         <w:rPr>
           <w:sz w:val="30"/>
         </w:rPr>
-        <w:t>A guided demo restores predictable initial conditions and sequences stable operation, demand response and representative combustion/heat-transfer faults.</w:t>
+        <w:t>A guided demo restores predictable initial conditions and sequences stable operation, demand response and representative combustion/heat-transfer faults; coordinated firing normally follows steam demand unless a training case disables it.</w:t>
       </w:r>
     </w:p>
     <w:p>
@@ -935,7 +935,7 @@
           <w:color w:val="5F5F5F"/>
           <w:sz w:val="20"/>
         </w:rPr>
-        <w:t>Basis: Live Boiler/Furnace Transient Simulator source code, reviewed August 2026.</w:t>
+        <w:t>Basis: Live Boiler/Furnace Transient Simulator v1.2.0 source code, reviewed August 2026.</w:t>
       </w:r>
     </w:p>
     <w:sectPr>
